--- a/NHẬT KÍ.docx
+++ b/NHẬT KÍ.docx
@@ -96,6 +96,35 @@
         </w:rPr>
         <w:t>- Phân công công việc:</w:t>
       </w:r>
+    </w:p>
+    <w:p>
+      <w:pPr>
+        <w:rPr>
+          <w:rFonts w:ascii="Times New Roman" w:hAnsi="Times New Roman" w:cs="Times New Roman"/>
+          <w:sz w:val="26"/>
+          <w:szCs w:val="26"/>
+          <w:lang w:val="en-US"/>
+        </w:rPr>
+      </w:pPr>
+      <w:r>
+        <w:rPr>
+          <w:rFonts w:ascii="Times New Roman" w:hAnsi="Times New Roman" w:cs="Times New Roman"/>
+          <w:sz w:val="26"/>
+          <w:szCs w:val="26"/>
+          <w:lang w:val="en-US"/>
+        </w:rPr>
+        <w:t>- Kế hoạch;</w:t>
+      </w:r>
+    </w:p>
+    <w:p>
+      <w:pPr>
+        <w:rPr>
+          <w:rFonts w:ascii="Times New Roman" w:hAnsi="Times New Roman" w:cs="Times New Roman"/>
+          <w:sz w:val="26"/>
+          <w:szCs w:val="26"/>
+          <w:lang w:val="en-US"/>
+        </w:rPr>
+      </w:pPr>
       <w:bookmarkStart w:id="0" w:name="_GoBack"/>
       <w:bookmarkEnd w:id="0"/>
     </w:p>

--- a/NHẬT KÍ.docx
+++ b/NHẬT KÍ.docx
@@ -18,6 +18,52 @@
           <w:szCs w:val="26"/>
           <w:lang w:val="en-US"/>
         </w:rPr>
+        <w:t>Từ ngày 7</w:t>
+      </w:r>
+      <w:r>
+        <w:rPr>
+          <w:rFonts w:ascii="Times New Roman" w:hAnsi="Times New Roman" w:cs="Times New Roman"/>
+          <w:sz w:val="26"/>
+          <w:szCs w:val="26"/>
+          <w:lang w:val="en-US"/>
+        </w:rPr>
+        <w:t>/3/2023</w:t>
+      </w:r>
+      <w:r>
+        <w:rPr>
+          <w:rFonts w:ascii="Times New Roman" w:hAnsi="Times New Roman" w:cs="Times New Roman"/>
+          <w:sz w:val="26"/>
+          <w:szCs w:val="26"/>
+          <w:lang w:val="en-US"/>
+        </w:rPr>
+        <w:t xml:space="preserve"> - 11/3/2023</w:t>
+      </w:r>
+    </w:p>
+    <w:p>
+      <w:pPr>
+        <w:rPr>
+          <w:rFonts w:ascii="Times New Roman" w:hAnsi="Times New Roman" w:cs="Times New Roman"/>
+          <w:sz w:val="26"/>
+          <w:szCs w:val="26"/>
+          <w:lang w:val="en-US"/>
+        </w:rPr>
+      </w:pPr>
+      <w:r>
+        <w:rPr>
+          <w:rFonts w:ascii="Times New Roman" w:hAnsi="Times New Roman" w:cs="Times New Roman"/>
+          <w:sz w:val="26"/>
+          <w:szCs w:val="26"/>
+          <w:lang w:val="en-US"/>
+        </w:rPr>
+        <w:t xml:space="preserve"> </w:t>
+      </w:r>
+      <w:r>
+        <w:rPr>
+          <w:rFonts w:ascii="Times New Roman" w:hAnsi="Times New Roman" w:cs="Times New Roman"/>
+          <w:sz w:val="26"/>
+          <w:szCs w:val="26"/>
+          <w:lang w:val="en-US"/>
+        </w:rPr>
         <w:t>- Tên dự án: Bảo mật video.</w:t>
       </w:r>
     </w:p>
@@ -37,6 +83,15 @@
           <w:szCs w:val="26"/>
           <w:lang w:val="en-US"/>
         </w:rPr>
+        <w:t xml:space="preserve"> </w:t>
+      </w:r>
+      <w:r>
+        <w:rPr>
+          <w:rFonts w:ascii="Times New Roman" w:hAnsi="Times New Roman" w:cs="Times New Roman"/>
+          <w:sz w:val="26"/>
+          <w:szCs w:val="26"/>
+          <w:lang w:val="en-US"/>
+        </w:rPr>
         <w:t>- Thành viên nhóm:</w:t>
       </w:r>
     </w:p>
@@ -56,37 +111,82 @@
           <w:szCs w:val="26"/>
           <w:lang w:val="en-US"/>
         </w:rPr>
-        <w:t xml:space="preserve">  + Nguyễn Hương Giang</w:t>
-      </w:r>
-    </w:p>
-    <w:p>
-      <w:pPr>
-        <w:rPr>
-          <w:rFonts w:ascii="Times New Roman" w:hAnsi="Times New Roman" w:cs="Times New Roman"/>
-          <w:sz w:val="26"/>
-          <w:szCs w:val="26"/>
-          <w:lang w:val="en-US"/>
-        </w:rPr>
-      </w:pPr>
-      <w:r>
-        <w:rPr>
-          <w:rFonts w:ascii="Times New Roman" w:hAnsi="Times New Roman" w:cs="Times New Roman"/>
-          <w:sz w:val="26"/>
-          <w:szCs w:val="26"/>
-          <w:lang w:val="en-US"/>
-        </w:rPr>
-        <w:t xml:space="preserve">  + Tống Thị Khánh Trang.</w:t>
-      </w:r>
-    </w:p>
-    <w:p>
-      <w:pPr>
-        <w:rPr>
-          <w:rFonts w:ascii="Times New Roman" w:hAnsi="Times New Roman" w:cs="Times New Roman"/>
-          <w:sz w:val="26"/>
-          <w:szCs w:val="26"/>
-          <w:lang w:val="en-US"/>
-        </w:rPr>
-      </w:pPr>
+        <w:t xml:space="preserve"> </w:t>
+      </w:r>
+      <w:r>
+        <w:rPr>
+          <w:rFonts w:ascii="Times New Roman" w:hAnsi="Times New Roman" w:cs="Times New Roman"/>
+          <w:sz w:val="26"/>
+          <w:szCs w:val="26"/>
+          <w:lang w:val="en-US"/>
+        </w:rPr>
+        <w:t xml:space="preserve"> </w:t>
+      </w:r>
+      <w:r>
+        <w:rPr>
+          <w:rFonts w:ascii="Times New Roman" w:hAnsi="Times New Roman" w:cs="Times New Roman"/>
+          <w:sz w:val="26"/>
+          <w:szCs w:val="26"/>
+          <w:lang w:val="en-US"/>
+        </w:rPr>
+        <w:t xml:space="preserve"> + Nguyễn Hương Giang</w:t>
+      </w:r>
+    </w:p>
+    <w:p>
+      <w:pPr>
+        <w:rPr>
+          <w:rFonts w:ascii="Times New Roman" w:hAnsi="Times New Roman" w:cs="Times New Roman"/>
+          <w:sz w:val="26"/>
+          <w:szCs w:val="26"/>
+          <w:lang w:val="en-US"/>
+        </w:rPr>
+      </w:pPr>
+      <w:r>
+        <w:rPr>
+          <w:rFonts w:ascii="Times New Roman" w:hAnsi="Times New Roman" w:cs="Times New Roman"/>
+          <w:sz w:val="26"/>
+          <w:szCs w:val="26"/>
+          <w:lang w:val="en-US"/>
+        </w:rPr>
+        <w:t xml:space="preserve">  </w:t>
+      </w:r>
+      <w:r>
+        <w:rPr>
+          <w:rFonts w:ascii="Times New Roman" w:hAnsi="Times New Roman" w:cs="Times New Roman"/>
+          <w:sz w:val="26"/>
+          <w:szCs w:val="26"/>
+          <w:lang w:val="en-US"/>
+        </w:rPr>
+        <w:t xml:space="preserve"> </w:t>
+      </w:r>
+      <w:r>
+        <w:rPr>
+          <w:rFonts w:ascii="Times New Roman" w:hAnsi="Times New Roman" w:cs="Times New Roman"/>
+          <w:sz w:val="26"/>
+          <w:szCs w:val="26"/>
+          <w:lang w:val="en-US"/>
+        </w:rPr>
+        <w:t>+ Tống Thị Khánh Trang.</w:t>
+      </w:r>
+    </w:p>
+    <w:p>
+      <w:pPr>
+        <w:rPr>
+          <w:rFonts w:ascii="Times New Roman" w:hAnsi="Times New Roman" w:cs="Times New Roman"/>
+          <w:sz w:val="26"/>
+          <w:szCs w:val="26"/>
+          <w:lang w:val="en-US"/>
+        </w:rPr>
+      </w:pPr>
+      <w:r>
+        <w:rPr>
+          <w:rFonts w:ascii="Times New Roman" w:hAnsi="Times New Roman" w:cs="Times New Roman"/>
+          <w:sz w:val="26"/>
+          <w:szCs w:val="26"/>
+          <w:lang w:val="en-US"/>
+        </w:rPr>
+        <w:t xml:space="preserve"> </w:t>
+      </w:r>
       <w:r>
         <w:rPr>
           <w:rFonts w:ascii="Times New Roman" w:hAnsi="Times New Roman" w:cs="Times New Roman"/>
@@ -113,20 +213,351 @@
           <w:szCs w:val="26"/>
           <w:lang w:val="en-US"/>
         </w:rPr>
-        <w:t>- Kế hoạch;</w:t>
-      </w:r>
-    </w:p>
-    <w:p>
-      <w:pPr>
-        <w:rPr>
-          <w:rFonts w:ascii="Times New Roman" w:hAnsi="Times New Roman" w:cs="Times New Roman"/>
-          <w:sz w:val="26"/>
-          <w:szCs w:val="26"/>
-          <w:lang w:val="en-US"/>
-        </w:rPr>
-      </w:pPr>
+        <w:t xml:space="preserve">   </w:t>
+      </w:r>
+      <w:r>
+        <w:rPr>
+          <w:rFonts w:ascii="Times New Roman" w:hAnsi="Times New Roman" w:cs="Times New Roman"/>
+          <w:sz w:val="26"/>
+          <w:szCs w:val="26"/>
+          <w:lang w:val="en-US"/>
+        </w:rPr>
+        <w:t>+ Nguyễn Hương Giang</w:t>
+      </w:r>
+      <w:r>
+        <w:rPr>
+          <w:rFonts w:ascii="Times New Roman" w:hAnsi="Times New Roman" w:cs="Times New Roman"/>
+          <w:sz w:val="26"/>
+          <w:szCs w:val="26"/>
+          <w:lang w:val="en-US"/>
+        </w:rPr>
+        <w:t xml:space="preserve">: tìm tài liệu tham khảo, dữ liệu về bảo mật video. </w:t>
+      </w:r>
+    </w:p>
+    <w:p>
+      <w:pPr>
+        <w:rPr>
+          <w:rFonts w:ascii="Times New Roman" w:hAnsi="Times New Roman" w:cs="Times New Roman"/>
+          <w:sz w:val="26"/>
+          <w:szCs w:val="26"/>
+          <w:lang w:val="en-US"/>
+        </w:rPr>
+      </w:pPr>
+      <w:r>
+        <w:rPr>
+          <w:rFonts w:ascii="Times New Roman" w:hAnsi="Times New Roman" w:cs="Times New Roman"/>
+          <w:sz w:val="26"/>
+          <w:szCs w:val="26"/>
+          <w:lang w:val="en-US"/>
+        </w:rPr>
+        <w:t xml:space="preserve">   </w:t>
+      </w:r>
+      <w:r>
+        <w:rPr>
+          <w:rFonts w:ascii="Times New Roman" w:hAnsi="Times New Roman" w:cs="Times New Roman"/>
+          <w:sz w:val="26"/>
+          <w:szCs w:val="26"/>
+          <w:lang w:val="en-US"/>
+        </w:rPr>
+        <w:t>+ Tống Thị Khánh Trang</w:t>
+      </w:r>
+      <w:r>
+        <w:rPr>
+          <w:rFonts w:ascii="Times New Roman" w:hAnsi="Times New Roman" w:cs="Times New Roman"/>
+          <w:sz w:val="26"/>
+          <w:szCs w:val="26"/>
+          <w:lang w:val="en-US"/>
+        </w:rPr>
+        <w:t>: lập github, viết nhật kí, báo cáo.</w:t>
+      </w:r>
+    </w:p>
+    <w:p>
+      <w:pPr>
+        <w:rPr>
+          <w:rFonts w:ascii="Times New Roman" w:hAnsi="Times New Roman" w:cs="Times New Roman"/>
+          <w:sz w:val="26"/>
+          <w:szCs w:val="26"/>
+          <w:lang w:val="en-US"/>
+        </w:rPr>
+      </w:pPr>
+      <w:r>
+        <w:rPr>
+          <w:rFonts w:ascii="Times New Roman" w:hAnsi="Times New Roman" w:cs="Times New Roman"/>
+          <w:sz w:val="26"/>
+          <w:szCs w:val="26"/>
+          <w:lang w:val="en-US"/>
+        </w:rPr>
+        <w:t>- Kế hoạ</w:t>
+      </w:r>
+      <w:r>
+        <w:rPr>
+          <w:rFonts w:ascii="Times New Roman" w:hAnsi="Times New Roman" w:cs="Times New Roman"/>
+          <w:sz w:val="26"/>
+          <w:szCs w:val="26"/>
+          <w:lang w:val="en-US"/>
+        </w:rPr>
+        <w:t>ch thực hiện:</w:t>
+      </w:r>
+    </w:p>
+    <w:p>
+      <w:pPr>
+        <w:rPr>
+          <w:rFonts w:ascii="Times New Roman" w:hAnsi="Times New Roman" w:cs="Times New Roman"/>
+          <w:sz w:val="26"/>
+          <w:szCs w:val="26"/>
+          <w:lang w:val="en-US"/>
+        </w:rPr>
+      </w:pPr>
+      <w:r>
+        <w:rPr>
+          <w:rFonts w:ascii="Times New Roman" w:hAnsi="Times New Roman" w:cs="Times New Roman"/>
+          <w:sz w:val="26"/>
+          <w:szCs w:val="26"/>
+          <w:lang w:val="en-US"/>
+        </w:rPr>
+        <w:t xml:space="preserve">  + Xác định công việc: bảo</w:t>
+      </w:r>
+      <w:r>
+        <w:rPr>
+          <w:rFonts w:ascii="Times New Roman" w:hAnsi="Times New Roman" w:cs="Times New Roman"/>
+          <w:sz w:val="26"/>
+          <w:szCs w:val="26"/>
+          <w:lang w:val="en-US"/>
+        </w:rPr>
+        <w:t xml:space="preserve"> mật video: bảo mật nhiều lớp.</w:t>
+      </w:r>
+    </w:p>
+    <w:p>
+      <w:pPr>
+        <w:rPr>
+          <w:rFonts w:ascii="Times New Roman" w:hAnsi="Times New Roman" w:cs="Times New Roman"/>
+          <w:sz w:val="26"/>
+          <w:szCs w:val="26"/>
+          <w:lang w:val="en-US"/>
+        </w:rPr>
+      </w:pPr>
+      <w:r>
+        <w:rPr>
+          <w:rFonts w:ascii="Times New Roman" w:hAnsi="Times New Roman" w:cs="Times New Roman"/>
+          <w:sz w:val="26"/>
+          <w:szCs w:val="26"/>
+          <w:lang w:val="en-US"/>
+        </w:rPr>
+        <w:t xml:space="preserve">   </w:t>
+      </w:r>
+      <w:r>
+        <w:rPr>
+          <w:rFonts w:ascii="Times New Roman" w:hAnsi="Times New Roman" w:cs="Times New Roman"/>
+          <w:sz w:val="14"/>
+          <w:szCs w:val="14"/>
+          <w:lang w:val="en-US"/>
+        </w:rPr>
+        <w:t>●</w:t>
+      </w:r>
+      <w:r>
+        <w:rPr>
+          <w:rFonts w:ascii="Times New Roman" w:hAnsi="Times New Roman" w:cs="Times New Roman"/>
+          <w:sz w:val="14"/>
+          <w:szCs w:val="14"/>
+          <w:lang w:val="en-US"/>
+        </w:rPr>
+        <w:t xml:space="preserve">  </w:t>
+      </w:r>
+      <w:r>
+        <w:rPr>
+          <w:rFonts w:ascii="Times New Roman" w:hAnsi="Times New Roman" w:cs="Times New Roman"/>
+          <w:sz w:val="26"/>
+          <w:szCs w:val="26"/>
+          <w:lang w:val="en-US"/>
+        </w:rPr>
+        <w:t>Chia nhỏ</w:t>
+      </w:r>
+      <w:r>
+        <w:rPr>
+          <w:rFonts w:ascii="Times New Roman" w:hAnsi="Times New Roman" w:cs="Times New Roman"/>
+          <w:sz w:val="26"/>
+          <w:szCs w:val="26"/>
+          <w:lang w:val="en-US"/>
+        </w:rPr>
+        <w:t xml:space="preserve"> video → bảo vệ bằng các thuật toán.</w:t>
+      </w:r>
+    </w:p>
+    <w:p>
+      <w:pPr>
+        <w:rPr>
+          <w:rFonts w:ascii="Times New Roman" w:hAnsi="Times New Roman" w:cs="Times New Roman"/>
+          <w:sz w:val="26"/>
+          <w:szCs w:val="26"/>
+          <w:lang w:val="en-US"/>
+        </w:rPr>
+      </w:pPr>
+      <w:r>
+        <w:rPr>
+          <w:rFonts w:ascii="Times New Roman" w:hAnsi="Times New Roman" w:cs="Times New Roman"/>
+          <w:sz w:val="26"/>
+          <w:szCs w:val="26"/>
+          <w:lang w:val="en-US"/>
+        </w:rPr>
+        <w:t xml:space="preserve">   </w:t>
+      </w:r>
+      <w:r>
+        <w:rPr>
+          <w:rFonts w:ascii="Times New Roman" w:hAnsi="Times New Roman" w:cs="Times New Roman"/>
+          <w:sz w:val="14"/>
+          <w:szCs w:val="14"/>
+          <w:lang w:val="en-US"/>
+        </w:rPr>
+        <w:t>●</w:t>
+      </w:r>
+      <w:r>
+        <w:rPr>
+          <w:rFonts w:ascii="Times New Roman" w:hAnsi="Times New Roman" w:cs="Times New Roman"/>
+          <w:sz w:val="14"/>
+          <w:szCs w:val="14"/>
+          <w:lang w:val="en-US"/>
+        </w:rPr>
+        <w:t xml:space="preserve"> </w:t>
+      </w:r>
+      <w:r>
+        <w:rPr>
+          <w:rFonts w:ascii="Times New Roman" w:hAnsi="Times New Roman" w:cs="Times New Roman"/>
+          <w:sz w:val="26"/>
+          <w:szCs w:val="26"/>
+          <w:lang w:val="en-US"/>
+        </w:rPr>
+        <w:t>Mã hóa nội dung → có download cũng không xem được.</w:t>
+      </w:r>
+    </w:p>
+    <w:p>
+      <w:pPr>
+        <w:rPr>
+          <w:rFonts w:ascii="Times New Roman" w:hAnsi="Times New Roman" w:cs="Times New Roman"/>
+          <w:sz w:val="26"/>
+          <w:szCs w:val="26"/>
+          <w:lang w:val="en-US"/>
+        </w:rPr>
+      </w:pPr>
+      <w:r>
+        <w:rPr>
+          <w:rFonts w:ascii="Times New Roman" w:hAnsi="Times New Roman" w:cs="Times New Roman"/>
+          <w:sz w:val="26"/>
+          <w:szCs w:val="26"/>
+          <w:lang w:val="en-US"/>
+        </w:rPr>
+        <w:t xml:space="preserve">   </w:t>
+      </w:r>
+      <w:r>
+        <w:rPr>
+          <w:rFonts w:ascii="Times New Roman" w:hAnsi="Times New Roman" w:cs="Times New Roman"/>
+          <w:sz w:val="14"/>
+          <w:szCs w:val="14"/>
+          <w:lang w:val="en-US"/>
+        </w:rPr>
+        <w:t>●</w:t>
+      </w:r>
+      <w:r>
+        <w:rPr>
+          <w:rFonts w:ascii="Times New Roman" w:hAnsi="Times New Roman" w:cs="Times New Roman"/>
+          <w:sz w:val="14"/>
+          <w:szCs w:val="14"/>
+          <w:lang w:val="en-US"/>
+        </w:rPr>
+        <w:t xml:space="preserve"> </w:t>
+      </w:r>
+      <w:r>
+        <w:rPr>
+          <w:rFonts w:ascii="Times New Roman" w:hAnsi="Times New Roman" w:cs="Times New Roman"/>
+          <w:sz w:val="26"/>
+          <w:szCs w:val="26"/>
+          <w:lang w:val="en-US"/>
+        </w:rPr>
+        <w:t xml:space="preserve">Mã hóa </w:t>
+      </w:r>
+      <w:r>
+        <w:rPr>
+          <w:rFonts w:ascii="Times New Roman" w:hAnsi="Times New Roman" w:cs="Times New Roman"/>
+          <w:sz w:val="26"/>
+          <w:szCs w:val="26"/>
+          <w:lang w:val="en-US"/>
+        </w:rPr>
+        <w:t>đường link, đường liên kết.</w:t>
+      </w:r>
+    </w:p>
+    <w:p>
+      <w:pPr>
+        <w:rPr>
+          <w:rFonts w:ascii="Times New Roman" w:hAnsi="Times New Roman" w:cs="Times New Roman"/>
+          <w:sz w:val="14"/>
+          <w:szCs w:val="14"/>
+          <w:lang w:val="en-US"/>
+        </w:rPr>
+      </w:pPr>
+      <w:r>
+        <w:rPr>
+          <w:rFonts w:ascii="Times New Roman" w:hAnsi="Times New Roman" w:cs="Times New Roman"/>
+          <w:sz w:val="26"/>
+          <w:szCs w:val="26"/>
+          <w:lang w:val="en-US"/>
+        </w:rPr>
+        <w:t xml:space="preserve">   </w:t>
+      </w:r>
+      <w:r>
+        <w:rPr>
+          <w:rFonts w:ascii="Times New Roman" w:hAnsi="Times New Roman" w:cs="Times New Roman"/>
+          <w:sz w:val="14"/>
+          <w:szCs w:val="14"/>
+          <w:lang w:val="en-US"/>
+        </w:rPr>
+        <w:t>●</w:t>
+      </w:r>
+      <w:r>
+        <w:rPr>
+          <w:rFonts w:ascii="Times New Roman" w:hAnsi="Times New Roman" w:cs="Times New Roman"/>
+          <w:sz w:val="14"/>
+          <w:szCs w:val="14"/>
+          <w:lang w:val="en-US"/>
+        </w:rPr>
+        <w:t xml:space="preserve"> </w:t>
+      </w:r>
+      <w:r>
+        <w:rPr>
+          <w:rFonts w:ascii="Times New Roman" w:hAnsi="Times New Roman" w:cs="Times New Roman"/>
+          <w:sz w:val="26"/>
+          <w:szCs w:val="26"/>
+          <w:lang w:val="en-US"/>
+        </w:rPr>
+        <w:t>Mã hóa</w:t>
+      </w:r>
+      <w:r>
+        <w:rPr>
+          <w:rFonts w:ascii="Times New Roman" w:hAnsi="Times New Roman" w:cs="Times New Roman"/>
+          <w:sz w:val="26"/>
+          <w:szCs w:val="26"/>
+          <w:lang w:val="en-US"/>
+        </w:rPr>
+        <w:t xml:space="preserve"> </w:t>
+      </w:r>
+      <w:r>
+        <w:rPr>
+          <w:rFonts w:ascii="Times New Roman" w:hAnsi="Times New Roman" w:cs="Times New Roman"/>
+          <w:sz w:val="26"/>
+          <w:szCs w:val="26"/>
+          <w:lang w:val="en-US"/>
+        </w:rPr>
+        <w:t>code.</w:t>
+      </w:r>
       <w:bookmarkStart w:id="0" w:name="_GoBack"/>
       <w:bookmarkEnd w:id="0"/>
+    </w:p>
+    <w:p>
+      <w:pPr>
+        <w:rPr>
+          <w:rFonts w:ascii="Times New Roman" w:hAnsi="Times New Roman" w:cs="Times New Roman"/>
+          <w:sz w:val="26"/>
+          <w:szCs w:val="26"/>
+          <w:lang w:val="en-US"/>
+        </w:rPr>
+      </w:pPr>
     </w:p>
     <w:sectPr>
       <w:pgSz w:w="11907" w:h="16839" w:code="9"/>

--- a/NHẬT KÍ.docx
+++ b/NHẬT KÍ.docx
@@ -18,25 +18,7 @@
           <w:szCs w:val="26"/>
           <w:lang w:val="en-US"/>
         </w:rPr>
-        <w:t>Từ ngày 7</w:t>
-      </w:r>
-      <w:r>
-        <w:rPr>
-          <w:rFonts w:ascii="Times New Roman" w:hAnsi="Times New Roman" w:cs="Times New Roman"/>
-          <w:sz w:val="26"/>
-          <w:szCs w:val="26"/>
-          <w:lang w:val="en-US"/>
-        </w:rPr>
-        <w:t>/3/2023</w:t>
-      </w:r>
-      <w:r>
-        <w:rPr>
-          <w:rFonts w:ascii="Times New Roman" w:hAnsi="Times New Roman" w:cs="Times New Roman"/>
-          <w:sz w:val="26"/>
-          <w:szCs w:val="26"/>
-          <w:lang w:val="en-US"/>
-        </w:rPr>
-        <w:t xml:space="preserve"> - 11/3/2023</w:t>
+        <w:t>Từ ngày 7/3/2023 - 11/3/2023</w:t>
       </w:r>
     </w:p>
     <w:p>
@@ -213,62 +195,26 @@
           <w:szCs w:val="26"/>
           <w:lang w:val="en-US"/>
         </w:rPr>
-        <w:t xml:space="preserve">   </w:t>
-      </w:r>
-      <w:r>
-        <w:rPr>
-          <w:rFonts w:ascii="Times New Roman" w:hAnsi="Times New Roman" w:cs="Times New Roman"/>
-          <w:sz w:val="26"/>
-          <w:szCs w:val="26"/>
-          <w:lang w:val="en-US"/>
-        </w:rPr>
-        <w:t>+ Nguyễn Hương Giang</w:t>
-      </w:r>
-      <w:r>
-        <w:rPr>
-          <w:rFonts w:ascii="Times New Roman" w:hAnsi="Times New Roman" w:cs="Times New Roman"/>
-          <w:sz w:val="26"/>
-          <w:szCs w:val="26"/>
-          <w:lang w:val="en-US"/>
-        </w:rPr>
-        <w:t xml:space="preserve">: tìm tài liệu tham khảo, dữ liệu về bảo mật video. </w:t>
-      </w:r>
-    </w:p>
-    <w:p>
-      <w:pPr>
-        <w:rPr>
-          <w:rFonts w:ascii="Times New Roman" w:hAnsi="Times New Roman" w:cs="Times New Roman"/>
-          <w:sz w:val="26"/>
-          <w:szCs w:val="26"/>
-          <w:lang w:val="en-US"/>
-        </w:rPr>
-      </w:pPr>
-      <w:r>
-        <w:rPr>
-          <w:rFonts w:ascii="Times New Roman" w:hAnsi="Times New Roman" w:cs="Times New Roman"/>
-          <w:sz w:val="26"/>
-          <w:szCs w:val="26"/>
-          <w:lang w:val="en-US"/>
-        </w:rPr>
-        <w:t xml:space="preserve">   </w:t>
-      </w:r>
-      <w:r>
-        <w:rPr>
-          <w:rFonts w:ascii="Times New Roman" w:hAnsi="Times New Roman" w:cs="Times New Roman"/>
-          <w:sz w:val="26"/>
-          <w:szCs w:val="26"/>
-          <w:lang w:val="en-US"/>
-        </w:rPr>
-        <w:t>+ Tống Thị Khánh Trang</w:t>
-      </w:r>
-      <w:r>
-        <w:rPr>
-          <w:rFonts w:ascii="Times New Roman" w:hAnsi="Times New Roman" w:cs="Times New Roman"/>
-          <w:sz w:val="26"/>
-          <w:szCs w:val="26"/>
-          <w:lang w:val="en-US"/>
-        </w:rPr>
-        <w:t>: lập github, viết nhật kí, báo cáo.</w:t>
+        <w:t xml:space="preserve">   + Nguyễn Hương Giang: tìm tài liệu tham khảo, dữ liệu về bảo mật video. </w:t>
+      </w:r>
+    </w:p>
+    <w:p>
+      <w:pPr>
+        <w:rPr>
+          <w:rFonts w:ascii="Times New Roman" w:hAnsi="Times New Roman" w:cs="Times New Roman"/>
+          <w:sz w:val="26"/>
+          <w:szCs w:val="26"/>
+          <w:lang w:val="en-US"/>
+        </w:rPr>
+      </w:pPr>
+      <w:r>
+        <w:rPr>
+          <w:rFonts w:ascii="Times New Roman" w:hAnsi="Times New Roman" w:cs="Times New Roman"/>
+          <w:sz w:val="26"/>
+          <w:szCs w:val="26"/>
+          <w:lang w:val="en-US"/>
+        </w:rPr>
+        <w:t xml:space="preserve">   + Tống Thị Khánh Trang: lập github, viết nhật kí, báo cáo.</w:t>
       </w:r>
     </w:p>
     <w:p>
@@ -324,227 +270,92 @@
           <w:szCs w:val="26"/>
           <w:lang w:val="en-US"/>
         </w:rPr>
-        <w:t xml:space="preserve"> mật video: bảo mật nhiều lớp.</w:t>
-      </w:r>
-    </w:p>
-    <w:p>
-      <w:pPr>
-        <w:rPr>
-          <w:rFonts w:ascii="Times New Roman" w:hAnsi="Times New Roman" w:cs="Times New Roman"/>
-          <w:sz w:val="26"/>
-          <w:szCs w:val="26"/>
-          <w:lang w:val="en-US"/>
-        </w:rPr>
-      </w:pPr>
-      <w:r>
-        <w:rPr>
-          <w:rFonts w:ascii="Times New Roman" w:hAnsi="Times New Roman" w:cs="Times New Roman"/>
-          <w:sz w:val="26"/>
-          <w:szCs w:val="26"/>
-          <w:lang w:val="en-US"/>
-        </w:rPr>
-        <w:t xml:space="preserve">   </w:t>
-      </w:r>
-      <w:r>
+        <w:t xml:space="preserve"> mật video</w:t>
+      </w:r>
+      <w:r>
+        <w:rPr>
+          <w:rFonts w:ascii="Times New Roman" w:hAnsi="Times New Roman" w:cs="Times New Roman"/>
+          <w:sz w:val="26"/>
+          <w:szCs w:val="26"/>
+          <w:lang w:val="en-US"/>
+        </w:rPr>
+        <w:t>.</w:t>
+      </w:r>
+    </w:p>
+    <w:p>
+      <w:pPr>
+        <w:rPr>
+          <w:rFonts w:ascii="Times New Roman" w:hAnsi="Times New Roman" w:cs="Times New Roman"/>
+          <w:sz w:val="26"/>
+          <w:szCs w:val="26"/>
+          <w:lang w:val="en-US"/>
+        </w:rPr>
+      </w:pPr>
+      <w:r>
+        <w:rPr>
+          <w:rFonts w:ascii="Times New Roman" w:hAnsi="Times New Roman" w:cs="Times New Roman"/>
+          <w:sz w:val="26"/>
+          <w:szCs w:val="26"/>
+          <w:lang w:val="en-US"/>
+        </w:rPr>
+        <w:t xml:space="preserve">  + Phân công công việc cho từng người.</w:t>
+      </w:r>
+    </w:p>
+    <w:p>
+      <w:pPr>
+        <w:rPr>
+          <w:rFonts w:ascii="Times New Roman" w:hAnsi="Times New Roman" w:cs="Times New Roman"/>
+          <w:sz w:val="26"/>
+          <w:szCs w:val="26"/>
+          <w:lang w:val="en-US"/>
+        </w:rPr>
+      </w:pPr>
+      <w:r>
+        <w:rPr>
+          <w:rFonts w:ascii="Times New Roman" w:hAnsi="Times New Roman" w:cs="Times New Roman"/>
+          <w:sz w:val="26"/>
+          <w:szCs w:val="26"/>
+          <w:lang w:val="en-US"/>
+        </w:rPr>
+        <w:t xml:space="preserve">  + Tìm tài liệu, dữ liệu liên quan.</w:t>
+      </w:r>
+    </w:p>
+    <w:p>
+      <w:pPr>
+        <w:rPr>
+          <w:rFonts w:ascii="Times New Roman" w:hAnsi="Times New Roman" w:cs="Times New Roman"/>
+          <w:sz w:val="26"/>
+          <w:szCs w:val="26"/>
+          <w:lang w:val="en-US"/>
+        </w:rPr>
+      </w:pPr>
+      <w:r>
+        <w:rPr>
+          <w:rFonts w:ascii="Times New Roman" w:hAnsi="Times New Roman" w:cs="Times New Roman"/>
+          <w:sz w:val="26"/>
+          <w:szCs w:val="26"/>
+          <w:lang w:val="en-US"/>
+        </w:rPr>
+        <w:t xml:space="preserve">  + Tham khảo các đồ án cùng chủ đề trên mạng (nếu có).</w:t>
+      </w:r>
+    </w:p>
+    <w:p>
+      <w:pPr>
         <w:rPr>
           <w:rFonts w:ascii="Times New Roman" w:hAnsi="Times New Roman" w:cs="Times New Roman"/>
           <w:sz w:val="14"/>
           <w:szCs w:val="14"/>
           <w:lang w:val="en-US"/>
         </w:rPr>
-        <w:t>●</w:t>
-      </w:r>
-      <w:r>
-        <w:rPr>
-          <w:rFonts w:ascii="Times New Roman" w:hAnsi="Times New Roman" w:cs="Times New Roman"/>
-          <w:sz w:val="14"/>
-          <w:szCs w:val="14"/>
-          <w:lang w:val="en-US"/>
-        </w:rPr>
-        <w:t xml:space="preserve">  </w:t>
-      </w:r>
-      <w:r>
-        <w:rPr>
-          <w:rFonts w:ascii="Times New Roman" w:hAnsi="Times New Roman" w:cs="Times New Roman"/>
-          <w:sz w:val="26"/>
-          <w:szCs w:val="26"/>
-          <w:lang w:val="en-US"/>
-        </w:rPr>
-        <w:t>Chia nhỏ</w:t>
-      </w:r>
-      <w:r>
-        <w:rPr>
-          <w:rFonts w:ascii="Times New Roman" w:hAnsi="Times New Roman" w:cs="Times New Roman"/>
-          <w:sz w:val="26"/>
-          <w:szCs w:val="26"/>
-          <w:lang w:val="en-US"/>
-        </w:rPr>
-        <w:t xml:space="preserve"> video → bảo vệ bằng các thuật toán.</w:t>
-      </w:r>
-    </w:p>
-    <w:p>
-      <w:pPr>
-        <w:rPr>
-          <w:rFonts w:ascii="Times New Roman" w:hAnsi="Times New Roman" w:cs="Times New Roman"/>
-          <w:sz w:val="26"/>
-          <w:szCs w:val="26"/>
-          <w:lang w:val="en-US"/>
-        </w:rPr>
-      </w:pPr>
-      <w:r>
-        <w:rPr>
-          <w:rFonts w:ascii="Times New Roman" w:hAnsi="Times New Roman" w:cs="Times New Roman"/>
-          <w:sz w:val="26"/>
-          <w:szCs w:val="26"/>
-          <w:lang w:val="en-US"/>
-        </w:rPr>
-        <w:t xml:space="preserve">   </w:t>
-      </w:r>
-      <w:r>
-        <w:rPr>
-          <w:rFonts w:ascii="Times New Roman" w:hAnsi="Times New Roman" w:cs="Times New Roman"/>
-          <w:sz w:val="14"/>
-          <w:szCs w:val="14"/>
-          <w:lang w:val="en-US"/>
-        </w:rPr>
-        <w:t>●</w:t>
-      </w:r>
-      <w:r>
-        <w:rPr>
-          <w:rFonts w:ascii="Times New Roman" w:hAnsi="Times New Roman" w:cs="Times New Roman"/>
-          <w:sz w:val="14"/>
-          <w:szCs w:val="14"/>
-          <w:lang w:val="en-US"/>
-        </w:rPr>
-        <w:t xml:space="preserve"> </w:t>
-      </w:r>
-      <w:r>
-        <w:rPr>
-          <w:rFonts w:ascii="Times New Roman" w:hAnsi="Times New Roman" w:cs="Times New Roman"/>
-          <w:sz w:val="26"/>
-          <w:szCs w:val="26"/>
-          <w:lang w:val="en-US"/>
-        </w:rPr>
-        <w:t>Mã hóa nội dung → có download cũng không xem được.</w:t>
-      </w:r>
-    </w:p>
-    <w:p>
-      <w:pPr>
-        <w:rPr>
-          <w:rFonts w:ascii="Times New Roman" w:hAnsi="Times New Roman" w:cs="Times New Roman"/>
-          <w:sz w:val="26"/>
-          <w:szCs w:val="26"/>
-          <w:lang w:val="en-US"/>
-        </w:rPr>
-      </w:pPr>
-      <w:r>
-        <w:rPr>
-          <w:rFonts w:ascii="Times New Roman" w:hAnsi="Times New Roman" w:cs="Times New Roman"/>
-          <w:sz w:val="26"/>
-          <w:szCs w:val="26"/>
-          <w:lang w:val="en-US"/>
-        </w:rPr>
-        <w:t xml:space="preserve">   </w:t>
-      </w:r>
-      <w:r>
-        <w:rPr>
-          <w:rFonts w:ascii="Times New Roman" w:hAnsi="Times New Roman" w:cs="Times New Roman"/>
-          <w:sz w:val="14"/>
-          <w:szCs w:val="14"/>
-          <w:lang w:val="en-US"/>
-        </w:rPr>
-        <w:t>●</w:t>
-      </w:r>
-      <w:r>
-        <w:rPr>
-          <w:rFonts w:ascii="Times New Roman" w:hAnsi="Times New Roman" w:cs="Times New Roman"/>
-          <w:sz w:val="14"/>
-          <w:szCs w:val="14"/>
-          <w:lang w:val="en-US"/>
-        </w:rPr>
-        <w:t xml:space="preserve"> </w:t>
-      </w:r>
-      <w:r>
-        <w:rPr>
-          <w:rFonts w:ascii="Times New Roman" w:hAnsi="Times New Roman" w:cs="Times New Roman"/>
-          <w:sz w:val="26"/>
-          <w:szCs w:val="26"/>
-          <w:lang w:val="en-US"/>
-        </w:rPr>
-        <w:t xml:space="preserve">Mã hóa </w:t>
-      </w:r>
-      <w:r>
-        <w:rPr>
-          <w:rFonts w:ascii="Times New Roman" w:hAnsi="Times New Roman" w:cs="Times New Roman"/>
-          <w:sz w:val="26"/>
-          <w:szCs w:val="26"/>
-          <w:lang w:val="en-US"/>
-        </w:rPr>
-        <w:t>đường link, đường liên kết.</w:t>
-      </w:r>
-    </w:p>
-    <w:p>
-      <w:pPr>
-        <w:rPr>
-          <w:rFonts w:ascii="Times New Roman" w:hAnsi="Times New Roman" w:cs="Times New Roman"/>
-          <w:sz w:val="14"/>
-          <w:szCs w:val="14"/>
-          <w:lang w:val="en-US"/>
-        </w:rPr>
-      </w:pPr>
-      <w:r>
-        <w:rPr>
-          <w:rFonts w:ascii="Times New Roman" w:hAnsi="Times New Roman" w:cs="Times New Roman"/>
-          <w:sz w:val="26"/>
-          <w:szCs w:val="26"/>
-          <w:lang w:val="en-US"/>
-        </w:rPr>
-        <w:t xml:space="preserve">   </w:t>
-      </w:r>
-      <w:r>
-        <w:rPr>
-          <w:rFonts w:ascii="Times New Roman" w:hAnsi="Times New Roman" w:cs="Times New Roman"/>
-          <w:sz w:val="14"/>
-          <w:szCs w:val="14"/>
-          <w:lang w:val="en-US"/>
-        </w:rPr>
-        <w:t>●</w:t>
-      </w:r>
-      <w:r>
-        <w:rPr>
-          <w:rFonts w:ascii="Times New Roman" w:hAnsi="Times New Roman" w:cs="Times New Roman"/>
-          <w:sz w:val="14"/>
-          <w:szCs w:val="14"/>
-          <w:lang w:val="en-US"/>
-        </w:rPr>
-        <w:t xml:space="preserve"> </w:t>
-      </w:r>
-      <w:r>
-        <w:rPr>
-          <w:rFonts w:ascii="Times New Roman" w:hAnsi="Times New Roman" w:cs="Times New Roman"/>
-          <w:sz w:val="26"/>
-          <w:szCs w:val="26"/>
-          <w:lang w:val="en-US"/>
-        </w:rPr>
-        <w:t>Mã hóa</w:t>
-      </w:r>
-      <w:r>
-        <w:rPr>
-          <w:rFonts w:ascii="Times New Roman" w:hAnsi="Times New Roman" w:cs="Times New Roman"/>
-          <w:sz w:val="26"/>
-          <w:szCs w:val="26"/>
-          <w:lang w:val="en-US"/>
-        </w:rPr>
-        <w:t xml:space="preserve"> </w:t>
-      </w:r>
-      <w:r>
-        <w:rPr>
-          <w:rFonts w:ascii="Times New Roman" w:hAnsi="Times New Roman" w:cs="Times New Roman"/>
-          <w:sz w:val="26"/>
-          <w:szCs w:val="26"/>
-          <w:lang w:val="en-US"/>
-        </w:rPr>
-        <w:t>code.</w:t>
+      </w:pPr>
+      <w:r>
+        <w:rPr>
+          <w:rFonts w:ascii="Times New Roman" w:hAnsi="Times New Roman" w:cs="Times New Roman"/>
+          <w:sz w:val="26"/>
+          <w:szCs w:val="26"/>
+          <w:lang w:val="en-US"/>
+        </w:rPr>
+        <w:t xml:space="preserve">  + </w:t>
       </w:r>
       <w:bookmarkStart w:id="0" w:name="_GoBack"/>
       <w:bookmarkEnd w:id="0"/>
